--- a/result/第一章.docx
+++ b/result/第一章.docx
@@ -84,7 +84,7 @@
           <w:sz w:val="24"/>
           <w:szCs w:val="24"/>
         </w:rPr>
-        <w:t xml:space="preserve">[30][2][12]</w:t>
+        <w:t xml:space="preserve">[30][2][12][43][39]</w:t>
       </w:r>
       <w:r>
         <w:rPr>
@@ -179,7 +179,7 @@
           <w:sz w:val="24"/>
           <w:szCs w:val="24"/>
         </w:rPr>
-        <w:t xml:space="preserve">[13][22][3][8][11]</w:t>
+        <w:t xml:space="preserve">[13][22][3][8][11][45][46]</w:t>
       </w:r>
       <w:r>
         <w:rPr>
@@ -565,7 +565,7 @@
           <w:sz w:val="24"/>
           <w:szCs w:val="24"/>
         </w:rPr>
-        <w:t xml:space="preserve">[12][13]</w:t>
+        <w:t xml:space="preserve">[12][13][32]</w:t>
       </w:r>
       <w:r>
         <w:rPr>
@@ -589,7 +589,55 @@
           <w:sz w:val="24"/>
           <w:szCs w:val="24"/>
         </w:rPr>
-        <w:t xml:space="preserve">算法采用固定权重的启发函数，当环境中障碍物分布密集时，算法需扩展大量节点以绕过死胡同和凹形障碍区域，搜索效率随之显著下降。</w:t>
+        <w:t xml:space="preserve">算法采用固定权重的启发函数，当环境中障碍物分布密集时，算法需扩展大量节点以绕过死胡同和凹形障碍区域，搜索效率随之显著下降。针对这一问题，国内外学者提出了多种改进方案，包括动态权重调整</w:t>
+      </w:r>
+      <w:r>
+        <w:rPr>
+          <w:rFonts w:ascii="Times New Roman" w:cs="Times New Roman" w:eastAsia="Times New Roman" w:hAnsi="Times New Roman"/>
+          <w:sz w:val="24"/>
+          <w:szCs w:val="24"/>
+        </w:rPr>
+        <w:t xml:space="preserve">[33]</w:t>
+      </w:r>
+      <w:r>
+        <w:rPr>
+          <w:rFonts w:ascii="SimSun" w:cs="SimSun" w:eastAsia="SimSun" w:hAnsi="SimSun"/>
+          <w:sz w:val="24"/>
+          <w:szCs w:val="24"/>
+        </w:rPr>
+        <w:t xml:space="preserve">、多目标优化</w:t>
+      </w:r>
+      <w:r>
+        <w:rPr>
+          <w:rFonts w:ascii="Times New Roman" w:cs="Times New Roman" w:eastAsia="Times New Roman" w:hAnsi="Times New Roman"/>
+          <w:sz w:val="24"/>
+          <w:szCs w:val="24"/>
+        </w:rPr>
+        <w:t xml:space="preserve">[34]</w:t>
+      </w:r>
+      <w:r>
+        <w:rPr>
+          <w:rFonts w:ascii="SimSun" w:cs="SimSun" w:eastAsia="SimSun" w:hAnsi="SimSun"/>
+          <w:sz w:val="24"/>
+          <w:szCs w:val="24"/>
+        </w:rPr>
+        <w:t xml:space="preserve">、以及结合拓扑地图的加速策略</w:t>
+      </w:r>
+      <w:r>
+        <w:rPr>
+          <w:rFonts w:ascii="Times New Roman" w:cs="Times New Roman" w:eastAsia="Times New Roman" w:hAnsi="Times New Roman"/>
+          <w:sz w:val="24"/>
+          <w:szCs w:val="24"/>
+        </w:rPr>
+        <w:t xml:space="preserve">[50]</w:t>
+      </w:r>
+      <w:r>
+        <w:rPr>
+          <w:rFonts w:ascii="SimSun" w:cs="SimSun" w:eastAsia="SimSun" w:hAnsi="SimSun"/>
+          <w:sz w:val="24"/>
+          <w:szCs w:val="24"/>
+        </w:rPr>
+        <w:t xml:space="preserve">等。</w:t>
       </w:r>
     </w:p>
     <w:p>
@@ -668,7 +716,7 @@
           <w:sz w:val="24"/>
           <w:szCs w:val="24"/>
         </w:rPr>
-        <w:t xml:space="preserve">[12]</w:t>
+        <w:t xml:space="preserve">[12][41]</w:t>
       </w:r>
       <w:r>
         <w:rPr>
@@ -803,7 +851,7 @@
           <w:sz w:val="24"/>
           <w:szCs w:val="24"/>
         </w:rPr>
-        <w:t xml:space="preserve">“</w:t>
+        <w:t xml:space="preserve">"</w:t>
       </w:r>
       <w:r>
         <w:rPr>
@@ -819,7 +867,7 @@
           <w:sz w:val="24"/>
           <w:szCs w:val="24"/>
         </w:rPr>
-        <w:t xml:space="preserve">”</w:t>
+        <w:t xml:space="preserve">"</w:t>
       </w:r>
       <w:r>
         <w:rPr>
@@ -867,7 +915,7 @@
           <w:sz w:val="24"/>
           <w:szCs w:val="24"/>
         </w:rPr>
-        <w:t xml:space="preserve">[12]</w:t>
+        <w:t xml:space="preserve">[12][39]</w:t>
       </w:r>
       <w:r>
         <w:rPr>
@@ -1000,7 +1048,7 @@
           <w:sz w:val="24"/>
           <w:szCs w:val="24"/>
         </w:rPr>
-        <w:t xml:space="preserve">[2]</w:t>
+        <w:t xml:space="preserve">[2][45]</w:t>
       </w:r>
       <w:r>
         <w:rPr>
@@ -1032,7 +1080,7 @@
           <w:sz w:val="24"/>
           <w:szCs w:val="24"/>
         </w:rPr>
-        <w:t xml:space="preserve">[9]</w:t>
+        <w:t xml:space="preserve">[9][40]</w:t>
       </w:r>
       <w:r>
         <w:rPr>
@@ -1111,7 +1159,7 @@
           <w:sz w:val="24"/>
           <w:szCs w:val="24"/>
         </w:rPr>
-        <w:t xml:space="preserve">[4][18]</w:t>
+        <w:t xml:space="preserve">[4][18][46]</w:t>
       </w:r>
       <w:r>
         <w:rPr>
@@ -1127,7 +1175,23 @@
           <w:sz w:val="24"/>
           <w:szCs w:val="24"/>
         </w:rPr>
-        <w:t xml:space="preserve">[5]</w:t>
+        <w:t xml:space="preserve">[5][48]</w:t>
+      </w:r>
+      <w:r>
+        <w:rPr>
+          <w:rFonts w:ascii="SimSun" w:cs="SimSun" w:eastAsia="SimSun" w:hAnsi="SimSun"/>
+          <w:sz w:val="24"/>
+          <w:szCs w:val="24"/>
+        </w:rPr>
+        <w:t xml:space="preserve">、停滞打破机制</w:t>
+      </w:r>
+      <w:r>
+        <w:rPr>
+          <w:rFonts w:ascii="Times New Roman" w:cs="Times New Roman" w:eastAsia="Times New Roman" w:hAnsi="Times New Roman"/>
+          <w:sz w:val="24"/>
+          <w:szCs w:val="24"/>
+        </w:rPr>
+        <w:t xml:space="preserve">[47][49]</w:t>
       </w:r>
       <w:r>
         <w:rPr>
@@ -1196,7 +1260,7 @@
           <w:sz w:val="24"/>
           <w:szCs w:val="24"/>
         </w:rPr>
-        <w:t xml:space="preserve">[1][6]</w:t>
+        <w:t xml:space="preserve">[1][6][35][36]</w:t>
       </w:r>
       <w:r>
         <w:rPr>
@@ -1259,7 +1323,7 @@
           <w:sz w:val="24"/>
           <w:szCs w:val="24"/>
         </w:rPr>
-        <w:t xml:space="preserve">[8][15][4][9][14][1][6]</w:t>
+        <w:t xml:space="preserve">[8][15][4][9][14][1][6][37][38]</w:t>
       </w:r>
       <w:r>
         <w:rPr>
